--- a/CÔNG TY TNHH CHANGDE/CHANGDE_ThanhLapMoi/CHANGDE_UY  QUYEN.docx
+++ b/CÔNG TY TNHH CHANGDE/CHANGDE_ThanhLapMoi/CHANGDE_UY  QUYEN.docx
@@ -222,7 +222,7 @@
           <w:sz w:val="26"/>
           <w:szCs w:val="26"/>
         </w:rPr>
-        <w:t>11</w:t>
+        <w:t>26</w:t>
       </w:r>
       <w:r>
         <w:rPr>
@@ -242,7 +242,7 @@
           <w:sz w:val="26"/>
           <w:szCs w:val="26"/>
         </w:rPr>
-        <w:t>1</w:t>
+        <w:t>3</w:t>
       </w:r>
       <w:r>
         <w:rPr>
@@ -252,7 +252,7 @@
           <w:sz w:val="26"/>
           <w:szCs w:val="26"/>
         </w:rPr>
-        <w:t>2</w:t>
+        <w:t xml:space="preserve"> năm 202</w:t>
       </w:r>
       <w:r>
         <w:rPr>
@@ -262,7 +262,7 @@
           <w:sz w:val="26"/>
           <w:szCs w:val="26"/>
         </w:rPr>
-        <w:t xml:space="preserve"> năm 2025</w:t>
+        <w:t>6</w:t>
       </w:r>
     </w:p>
     <w:p>
@@ -379,7 +379,6 @@
         </w:rPr>
         <w:t xml:space="preserve">: </w:t>
       </w:r>
-      <w:bookmarkStart w:id="0" w:name="_GoBack"/>
       <w:r>
         <w:rPr>
           <w:rFonts w:ascii="Times New Roman" w:eastAsia="Times New Roman" w:hAnsi="Times New Roman" w:cs="Times New Roman"/>
@@ -390,7 +389,6 @@
         </w:rPr>
         <w:t>JIA, XIWANG</w:t>
       </w:r>
-      <w:bookmarkEnd w:id="0"/>
     </w:p>
     <w:p>
       <w:pPr>
@@ -463,7 +461,7 @@
           <w:sz w:val="26"/>
           <w:szCs w:val="26"/>
         </w:rPr>
-        <w:t>24/11/1990</w:t>
+        <w:t>10/07/1969</w:t>
       </w:r>
     </w:p>
     <w:p>
@@ -1274,7 +1272,7 @@
           <w:sz w:val="26"/>
           <w:szCs w:val="26"/>
         </w:rPr>
-        <w:t>EQ3263103</w:t>
+        <w:t>EQ1243037</w:t>
       </w:r>
     </w:p>
     <w:p>
@@ -1317,7 +1315,7 @@
           <w:szCs w:val="26"/>
           <w:lang w:val="vi"/>
         </w:rPr>
-        <w:t>25/7/2025</w:t>
+        <w:t>04/07/2025</w:t>
       </w:r>
       <w:r>
         <w:rPr>
@@ -1419,7 +1417,25 @@
           <w:szCs w:val="26"/>
           <w:lang w:val="vi"/>
         </w:rPr>
-        <w:t>Địa chỉ liên lạc: Căn B7H khu nhà ở Hoàng Mai, tổ 5, KP. 7, Phường Tân Uyên, Thành phố Hồ Chí Minh</w:t>
+        <w:t xml:space="preserve">Địa chỉ liên lạc: </w:t>
+      </w:r>
+      <w:r>
+        <w:rPr>
+          <w:rFonts w:ascii="Times New Roman" w:hAnsi="Times New Roman"/>
+          <w:sz w:val="26"/>
+          <w:szCs w:val="26"/>
+          <w:lang w:val="vi"/>
+        </w:rPr>
+        <w:t>Căn A18 khu nhà ở Hoàng Mai, tổ 5, KP. 7</w:t>
+      </w:r>
+      <w:r>
+        <w:rPr>
+          <w:rFonts w:ascii="Times New Roman" w:hAnsi="Times New Roman"/>
+          <w:sz w:val="26"/>
+          <w:szCs w:val="26"/>
+          <w:lang w:val="vi"/>
+        </w:rPr>
+        <w:t>, Phường Tân Uyên, Thành phố Hồ Chí Minh</w:t>
       </w:r>
       <w:r>
         <w:rPr>
@@ -1460,7 +1476,7 @@
           <w:szCs w:val="26"/>
           <w:lang w:val="vi" w:eastAsia="zh-CN"/>
         </w:rPr>
-        <w:t>0923217568</w:t>
+        <w:t>0379910076</w:t>
       </w:r>
       <w:r>
         <w:rPr>
@@ -1496,26 +1512,10 @@
           <w:szCs w:val="26"/>
           <w:lang w:val="vi" w:eastAsia="zh-CN"/>
         </w:rPr>
-        <w:t>congty</w:t>
-      </w:r>
-      <w:r>
-        <w:rPr>
-          <w:rFonts w:ascii="Times New Roman" w:hAnsi="Times New Roman"/>
-          <w:sz w:val="26"/>
-          <w:szCs w:val="26"/>
-          <w:lang w:eastAsia="zh-CN"/>
-        </w:rPr>
-        <w:t>gaote</w:t>
-      </w:r>
-      <w:r>
-        <w:rPr>
-          <w:rFonts w:ascii="Times New Roman" w:hAnsi="Times New Roman"/>
-          <w:sz w:val="26"/>
-          <w:szCs w:val="26"/>
-          <w:lang w:val="vi" w:eastAsia="zh-CN"/>
-        </w:rPr>
-        <w:t>@gmail.com</w:t>
-      </w:r>
+        <w:t>congtychangde@gmail.com</w:t>
+      </w:r>
+      <w:bookmarkStart w:id="0" w:name="_GoBack"/>
+      <w:bookmarkEnd w:id="0"/>
     </w:p>
     <w:p>
       <w:pPr>
@@ -2130,7 +2130,7 @@
           <w:sz w:val="26"/>
           <w:szCs w:val="26"/>
         </w:rPr>
-        <w:t>11</w:t>
+        <w:t>26</w:t>
       </w:r>
       <w:r>
         <w:rPr>
@@ -2149,16 +2149,7 @@
           <w:sz w:val="26"/>
           <w:szCs w:val="26"/>
         </w:rPr>
-        <w:t>1</w:t>
-      </w:r>
-      <w:r>
-        <w:rPr>
-          <w:rFonts w:ascii="Times New Roman" w:hAnsi="Times New Roman" w:cs="Times New Roman"/>
-          <w:color w:val="000000" w:themeColor="text1"/>
-          <w:sz w:val="26"/>
-          <w:szCs w:val="26"/>
-        </w:rPr>
-        <w:t>2</w:t>
+        <w:t>3</w:t>
       </w:r>
       <w:r>
         <w:rPr>
@@ -2178,7 +2169,16 @@
           <w:szCs w:val="26"/>
           <w:lang w:val="vi"/>
         </w:rPr>
-        <w:t>năm 2025</w:t>
+        <w:t>năm 202</w:t>
+      </w:r>
+      <w:r>
+        <w:rPr>
+          <w:rFonts w:ascii="Times New Roman" w:hAnsi="Times New Roman" w:cs="Times New Roman"/>
+          <w:color w:val="000000" w:themeColor="text1"/>
+          <w:sz w:val="26"/>
+          <w:szCs w:val="26"/>
+        </w:rPr>
+        <w:t>6</w:t>
       </w:r>
       <w:r>
         <w:rPr>
